--- a/EXPORTS/DOCX/published/niveau3/English/Wereldtentoonstelling1883.docx
+++ b/EXPORTS/DOCX/published/niveau3/English/Wereldtentoonstelling1883.docx
@@ -1122,61 +1122,7 @@
           <w:sz w:val="24"/>
           <w:u w:val="single"/>
         </w:rPr>
-        <w:hyperlink r:id="rId14" w:history="1">
-          <w:r>
-            <w:rPr>
-              <w:rStyle w:val="Hyperlink"/>
-            </w:rPr>
-            <w:t>Dan</w:t>
-          </w:r>
-        </w:hyperlink>
-      </w:r>
-      <w:r>
-        <w:rPr>
-          <w:rFonts w:ascii="Charis SIL Regular" w:hAnsi="Charis SIL Regular" w:eastAsia="Charis SIL Regular"/>
-          <w:b w:val="0"/>
-          <w:i w:val="0"/>
-          <w:color w:val="0000FF"/>
-          <w:sz w:val="24"/>
-          <w:u w:val="single"/>
-        </w:rPr>
-        <w:hyperlink r:id="rId14" w:history="1">
-          <w:r>
-            <w:rPr>
-              <w:rStyle w:val="Hyperlink"/>
-            </w:rPr>
-            <w:t>i</w:t>
-          </w:r>
-        </w:hyperlink>
-      </w:r>
-      <w:r>
-        <w:rPr>
-          <w:rFonts w:ascii="Charis SIL Regular" w:hAnsi="Charis SIL Regular" w:eastAsia="Charis SIL Regular"/>
-          <w:b w:val="0"/>
-          <w:i w:val="0"/>
-          <w:color w:val="0000FF"/>
-          <w:sz w:val="24"/>
-          <w:u w:val="single"/>
-        </w:rPr>
-        <w:hyperlink r:id="rId14" w:history="1">
-          <w:r>
-            <w:rPr>
-              <w:rStyle w:val="Hyperlink"/>
-            </w:rPr>
-            <w:t>ël</w:t>
-          </w:r>
-        </w:hyperlink>
-      </w:r>
-      <w:r>
-        <w:rPr>
-          <w:rFonts w:ascii="Charis SIL Regular" w:hAnsi="Charis SIL Regular" w:eastAsia="Charis SIL Regular"/>
-          <w:b w:val="0"/>
-          <w:i w:val="0"/>
-          <w:color w:val="0000FF"/>
-          <w:sz w:val="24"/>
-          <w:u w:val="single"/>
-        </w:rPr>
-        <w:t xml:space="preserve"> </w:t>
+        <w:t xml:space="preserve">Daniël </w:t>
       </w:r>
       <w:r>
         <w:rPr>
@@ -2402,31 +2348,13 @@
       </w:r>
       <w:r>
         <w:rPr>
-          <w:u w:val="single" w:color="0000ff"/>
           <w:rFonts w:ascii="Charis SIL Regular" w:hAnsi="Charis SIL Regular" w:eastAsia="Charis SIL Regular"/>
           <w:b w:val="0"/>
           <w:i w:val="0"/>
           <w:color w:val="000000"/>
           <w:sz w:val="24"/>
         </w:rPr>
-        <w:hyperlink r:id="rId18" w:history="1">
-          <w:r>
-            <w:rPr>
-              <w:rStyle w:val="Hyperlink"/>
-            </w:rPr>
-            <w:t xml:space="preserve"> and t</w:t>
-          </w:r>
-        </w:hyperlink>
-      </w:r>
-      <w:r>
-        <w:rPr>
-          <w:rFonts w:ascii="Charis SIL Regular" w:hAnsi="Charis SIL Regular" w:eastAsia="Charis SIL Regular"/>
-          <w:b w:val="0"/>
-          <w:i w:val="0"/>
-          <w:color w:val="000000"/>
-          <w:sz w:val="24"/>
-        </w:rPr>
-        <w:t xml:space="preserve">he </w:t>
+        <w:t xml:space="preserve"> and the </w:t>
       </w:r>
       <w:r>
         <w:rPr>
@@ -2515,7 +2443,14 @@
           <w:color w:val="000000"/>
           <w:sz w:val="24"/>
         </w:rPr>
-        <w:t xml:space="preserve">nt to the </w:t>
+        <w:hyperlink r:id="rId19" w:history="1">
+          <w:r>
+            <w:rPr>
+              <w:rStyle w:val="Hyperlink"/>
+            </w:rPr>
+            <w:t xml:space="preserve">nt to the </w:t>
+          </w:r>
+        </w:hyperlink>
       </w:r>
       <w:r>
         <w:rPr>
@@ -5499,15 +5434,9 @@
           <w:i w:val="0"/>
           <w:color w:val="0000FF"/>
           <w:sz w:val="24"/>
-        </w:rPr>
-        <w:hyperlink r:id="rId27" w:history="1">
-          <w:r>
-            <w:rPr>
-              <w:rStyle w:val="Hyperlink"/>
-            </w:rPr>
-            <w:t>6</w:t>
-          </w:r>
-        </w:hyperlink>
+          <w:u w:val="single"/>
+        </w:rPr>
+        <w:t>6</w:t>
       </w:r>
       <w:r>
         <w:rPr>

--- a/EXPORTS/DOCX/published/niveau3/English/Wereldtentoonstelling1883.docx
+++ b/EXPORTS/DOCX/published/niveau3/English/Wereldtentoonstelling1883.docx
@@ -1122,7 +1122,79 @@
           <w:sz w:val="24"/>
           <w:u w:val="single"/>
         </w:rPr>
-        <w:t xml:space="preserve">Daniël </w:t>
+        <w:hyperlink r:id="rId13" w:history="1">
+          <w:r>
+            <w:rPr>
+              <w:rStyle w:val="Hyperlink"/>
+            </w:rPr>
+            <w:t>Dan</w:t>
+          </w:r>
+        </w:hyperlink>
+      </w:r>
+      <w:r>
+        <w:rPr>
+          <w:rFonts w:ascii="Charis SIL Regular" w:hAnsi="Charis SIL Regular" w:eastAsia="Charis SIL Regular"/>
+          <w:b w:val="0"/>
+          <w:i w:val="0"/>
+          <w:color w:val="0000FF"/>
+          <w:sz w:val="24"/>
+          <w:u w:val="single"/>
+        </w:rPr>
+        <w:hyperlink r:id="rId13" w:history="1">
+          <w:r>
+            <w:rPr>
+              <w:rStyle w:val="Hyperlink"/>
+            </w:rPr>
+            <w:t>i</w:t>
+          </w:r>
+        </w:hyperlink>
+      </w:r>
+      <w:r>
+        <w:rPr>
+          <w:rFonts w:ascii="Charis SIL Regular" w:hAnsi="Charis SIL Regular" w:eastAsia="Charis SIL Regular"/>
+          <w:b w:val="0"/>
+          <w:i w:val="0"/>
+          <w:color w:val="0000FF"/>
+          <w:sz w:val="24"/>
+          <w:u w:val="single"/>
+        </w:rPr>
+        <w:hyperlink r:id="rId13" w:history="1">
+          <w:r>
+            <w:rPr>
+              <w:rStyle w:val="Hyperlink"/>
+            </w:rPr>
+            <w:t>ël</w:t>
+          </w:r>
+        </w:hyperlink>
+      </w:r>
+      <w:r>
+        <w:rPr>
+          <w:rFonts w:ascii="Charis SIL Regular" w:hAnsi="Charis SIL Regular" w:eastAsia="Charis SIL Regular"/>
+          <w:b w:val="0"/>
+          <w:i w:val="0"/>
+          <w:color w:val="0000FF"/>
+          <w:sz w:val="24"/>
+          <w:u w:val="single"/>
+        </w:rPr>
+        <w:t xml:space="preserve"> </w:t>
+      </w:r>
+      <w:r>
+        <w:rPr>
+          <w:rFonts w:ascii="Charis SIL Regular" w:hAnsi="Charis SIL Regular" w:eastAsia="Charis SIL Regular"/>
+          <w:b w:val="0"/>
+          <w:i w:val="0"/>
+          <w:color w:val="0000FF"/>
+          <w:sz w:val="24"/>
+          <w:u w:val="single"/>
+        </w:rPr>
+        <w:hyperlink r:id="rId13" w:history="1">
+          <w:r>
+            <w:rPr>
+              <w:rStyle w:val="Hyperlink"/>
+            </w:rPr>
+            <w:t>V</w:t>
+          </w:r>
+        </w:hyperlink>
       </w:r>
       <w:r>
         <w:rPr>
@@ -1138,7 +1210,7 @@
             <w:rPr>
               <w:rStyle w:val="Hyperlink"/>
             </w:rPr>
-            <w:t>Veth</w:t>
+            <w:t>eth</w:t>
           </w:r>
         </w:hyperlink>
       </w:r>
@@ -2252,7 +2324,6 @@
           <w:i w:val="0"/>
           <w:color w:val="0000FF"/>
           <w:sz w:val="24"/>
-          <w:u w:val="single"/>
         </w:rPr>
         <w:hyperlink r:id="rId19" w:history="1">
           <w:r>
@@ -2348,13 +2419,31 @@
       </w:r>
       <w:r>
         <w:rPr>
+          <w:u w:val="single" w:color="0000ff"/>
           <w:rFonts w:ascii="Charis SIL Regular" w:hAnsi="Charis SIL Regular" w:eastAsia="Charis SIL Regular"/>
           <w:b w:val="0"/>
           <w:i w:val="0"/>
           <w:color w:val="000000"/>
           <w:sz w:val="24"/>
         </w:rPr>
-        <w:t xml:space="preserve"> and the </w:t>
+        <w:hyperlink r:id="rId18" w:history="1">
+          <w:r>
+            <w:rPr>
+              <w:rStyle w:val="Hyperlink"/>
+            </w:rPr>
+            <w:t xml:space="preserve"> and t</w:t>
+          </w:r>
+        </w:hyperlink>
+      </w:r>
+      <w:r>
+        <w:rPr>
+          <w:rFonts w:ascii="Charis SIL Regular" w:hAnsi="Charis SIL Regular" w:eastAsia="Charis SIL Regular"/>
+          <w:b w:val="0"/>
+          <w:i w:val="0"/>
+          <w:color w:val="000000"/>
+          <w:sz w:val="24"/>
+        </w:rPr>
+        <w:t xml:space="preserve">he </w:t>
       </w:r>
       <w:r>
         <w:rPr>
@@ -2432,25 +2521,7 @@
           <w:color w:val="000000"/>
           <w:sz w:val="24"/>
         </w:rPr>
-        <w:t>. The majority we</w:t>
-      </w:r>
-      <w:r>
-        <w:rPr>
-          <w:u w:val="single" w:color="0000ff"/>
-          <w:rFonts w:ascii="Charis SIL Regular" w:hAnsi="Charis SIL Regular" w:eastAsia="Charis SIL Regular"/>
-          <w:b w:val="0"/>
-          <w:i w:val="0"/>
-          <w:color w:val="000000"/>
-          <w:sz w:val="24"/>
-        </w:rPr>
-        <w:hyperlink r:id="rId19" w:history="1">
-          <w:r>
-            <w:rPr>
-              <w:rStyle w:val="Hyperlink"/>
-            </w:rPr>
-            <w:t xml:space="preserve">nt to the </w:t>
-          </w:r>
-        </w:hyperlink>
+        <w:t xml:space="preserve">. The majority went to the </w:t>
       </w:r>
       <w:r>
         <w:rPr>
@@ -2513,7 +2584,7 @@
             <w:rPr>
               <w:rStyle w:val="Hyperlink"/>
             </w:rPr>
-            <w:t>tnografi</w:t>
+            <w:t>tnografis</w:t>
           </w:r>
         </w:hyperlink>
       </w:r>
@@ -2531,7 +2602,7 @@
             <w:rPr>
               <w:rStyle w:val="Hyperlink"/>
             </w:rPr>
-            <w:t>s</w:t>
+            <w:t>c</w:t>
           </w:r>
         </w:hyperlink>
       </w:r>
@@ -2544,18 +2615,14 @@
           <w:sz w:val="24"/>
           <w:u w:val="single"/>
         </w:rPr>
-        <w:t>c</w:t>
-      </w:r>
-      <w:r>
-        <w:rPr>
-          <w:rFonts w:ascii="Charis SIL Regular" w:hAnsi="Charis SIL Regular" w:eastAsia="Charis SIL Regular"/>
-          <w:b w:val="0"/>
-          <w:i w:val="0"/>
-          <w:color w:val="0000FF"/>
-          <w:sz w:val="24"/>
-          <w:u w:val="single"/>
-        </w:rPr>
-        <w:t>h</w:t>
+        <w:hyperlink r:id="rId19" w:history="1">
+          <w:r>
+            <w:rPr>
+              <w:rStyle w:val="Hyperlink"/>
+            </w:rPr>
+            <w:t>h</w:t>
+          </w:r>
+        </w:hyperlink>
       </w:r>
       <w:r>
         <w:rPr>
@@ -2582,9 +2649,19 @@
             <w:rPr>
               <w:rStyle w:val="Hyperlink"/>
             </w:rPr>
-            <w:t>Museum</w:t>
+            <w:t>Museu</w:t>
           </w:r>
         </w:hyperlink>
+      </w:r>
+      <w:r>
+        <w:rPr>
+          <w:rFonts w:ascii="Charis SIL Regular" w:hAnsi="Charis SIL Regular" w:eastAsia="Charis SIL Regular"/>
+          <w:b w:val="0"/>
+          <w:i w:val="0"/>
+          <w:color w:val="0000FF"/>
+          <w:sz w:val="24"/>
+        </w:rPr>
+        <w:t>m</w:t>
       </w:r>
       <w:r>
         <w:rPr>
@@ -5434,9 +5511,15 @@
           <w:i w:val="0"/>
           <w:color w:val="0000FF"/>
           <w:sz w:val="24"/>
-          <w:u w:val="single"/>
-        </w:rPr>
-        <w:t>6</w:t>
+        </w:rPr>
+        <w:hyperlink r:id="rId27" w:history="1">
+          <w:r>
+            <w:rPr>
+              <w:rStyle w:val="Hyperlink"/>
+            </w:rPr>
+            <w:t>6</w:t>
+          </w:r>
+        </w:hyperlink>
       </w:r>
       <w:r>
         <w:rPr>
